--- a/rapports/2026-06-06/EQ32/EQ32_sup_v2/DR_141102000010/48-14-90-69.docx
+++ b/rapports/2026-06-06/EQ32/EQ32_sup_v2/DR_141102000010/48-14-90-69.docx
@@ -297,7 +297,7 @@
           <w:color w:val="1F6FEB"/>
           <w:sz w:val="22"/>
         </w:rPr>
-        <w:t>⚠ INCOHÉRENCES À CORRIGER (73)</w:t>
+        <w:t>⚠ INCOHÉRENCES À CORRIGER (68)</w:t>
       </w:r>
     </w:p>
     <w:tbl>
@@ -994,7 +994,7 @@
                 <w:color w:val="16A34A"/>
                 <w:sz w:val="16"/>
               </w:rPr>
-              <w:t>—</w:t>
+              <w:t>s01q03a, s01q03b, s01q03c, s01q06, s02q04, s04q35b, s01q00b, s04q35e_code</w:t>
             </w:r>
           </w:p>
         </w:tc>
@@ -1025,7 +1025,7 @@
                 <w:i w:val="0"/>
                 <w:sz w:val="17"/>
               </w:rPr>
-              <w:t>Incohérence!!! seulement les écoles privées paient les frais de scolarité (y compris les frais d'inscription).</w:t>
+              <w:t>Incoherent!!! LAMINE DIEDHIOU est un(e) Instituteurs, enseignement primaire et declare n'avoir pas fait d'école formelle, prière de vérifier cette incohérence auprès de l'enquté pour corriger.</w:t>
             </w:r>
           </w:p>
         </w:tc>
@@ -1418,6 +1418,546 @@
                 <w:i w:val="0"/>
                 <w:sz w:val="16"/>
               </w:rPr>
+              <w:t>S03</w:t>
+              <w:br/>
+            </w:r>
+            <w:r>
+              <w:rPr>
+                <w:b w:val="0"/>
+                <w:i w:val="0"/>
+                <w:color w:val="64748B"/>
+                <w:sz w:val="14"/>
+              </w:rPr>
+              <w:t>Santé</w:t>
+            </w:r>
+          </w:p>
+        </w:tc>
+        <w:tc>
+          <w:tcPr>
+            <w:tcW w:type="dxa" w:w="1531"/>
+          </w:tcPr>
+          <w:p>
+            <w:r>
+              <w:rPr>
+                <w:b/>
+                <w:i w:val="0"/>
+                <w:color w:val="16A34A"/>
+                <w:sz w:val="16"/>
+              </w:rPr>
+              <w:t>—</w:t>
+            </w:r>
+          </w:p>
+        </w:tc>
+        <w:tc>
+          <w:tcPr>
+            <w:tcW w:type="dxa" w:w="1191"/>
+          </w:tcPr>
+          <w:p>
+            <w:r>
+              <w:rPr>
+                <w:b w:val="0"/>
+                <w:i w:val="0"/>
+                <w:color w:val="64748B"/>
+                <w:sz w:val="16"/>
+              </w:rPr>
+              <w:t>GT-CQ</w:t>
+            </w:r>
+          </w:p>
+        </w:tc>
+        <w:tc>
+          <w:tcPr>
+            <w:tcW w:type="dxa" w:w="4706"/>
+          </w:tcPr>
+          <w:p>
+            <w:r>
+              <w:rPr>
+                <w:b w:val="0"/>
+                <w:i w:val="0"/>
+                <w:sz w:val="17"/>
+              </w:rPr>
+              <w:t>Incohérent !!! KHADI SANE s'est consulté la première fois pour cette maladie (Problème de tension) chez un médecin spécialiste et vous dites que  KHADI SANE n'est pas concerné par le montant des frais de consultation d'un médecin spécialiste (3.15=9999).</w:t>
+            </w:r>
+          </w:p>
+        </w:tc>
+      </w:tr>
+      <w:tr>
+        <w:tc>
+          <w:tcPr>
+            <w:tcW w:type="dxa" w:w="964"/>
+          </w:tcPr>
+          <w:p>
+            <w:r>
+              <w:rPr>
+                <w:b/>
+                <w:i w:val="0"/>
+                <w:color w:val="DC2626"/>
+                <w:sz w:val="16"/>
+              </w:rPr>
+              <w:t>Haute</w:t>
+            </w:r>
+          </w:p>
+        </w:tc>
+        <w:tc>
+          <w:tcPr>
+            <w:tcW w:type="dxa" w:w="1247"/>
+          </w:tcPr>
+          <w:p>
+            <w:r>
+              <w:rPr>
+                <w:b/>
+                <w:i w:val="0"/>
+                <w:sz w:val="16"/>
+              </w:rPr>
+              <w:t>S03</w:t>
+              <w:br/>
+            </w:r>
+            <w:r>
+              <w:rPr>
+                <w:b w:val="0"/>
+                <w:i w:val="0"/>
+                <w:color w:val="64748B"/>
+                <w:sz w:val="14"/>
+              </w:rPr>
+              <w:t>Santé</w:t>
+            </w:r>
+          </w:p>
+        </w:tc>
+        <w:tc>
+          <w:tcPr>
+            <w:tcW w:type="dxa" w:w="1531"/>
+          </w:tcPr>
+          <w:p>
+            <w:r>
+              <w:rPr>
+                <w:b/>
+                <w:i w:val="0"/>
+                <w:color w:val="16A34A"/>
+                <w:sz w:val="16"/>
+              </w:rPr>
+              <w:t>—</w:t>
+            </w:r>
+          </w:p>
+        </w:tc>
+        <w:tc>
+          <w:tcPr>
+            <w:tcW w:type="dxa" w:w="1191"/>
+          </w:tcPr>
+          <w:p>
+            <w:r>
+              <w:rPr>
+                <w:b w:val="0"/>
+                <w:i w:val="0"/>
+                <w:color w:val="64748B"/>
+                <w:sz w:val="16"/>
+              </w:rPr>
+              <w:t>GT-CQ</w:t>
+            </w:r>
+          </w:p>
+        </w:tc>
+        <w:tc>
+          <w:tcPr>
+            <w:tcW w:type="dxa" w:w="4706"/>
+          </w:tcPr>
+          <w:p>
+            <w:r>
+              <w:rPr>
+                <w:b w:val="0"/>
+                <w:i w:val="0"/>
+                <w:sz w:val="17"/>
+              </w:rPr>
+              <w:t>Prière de verifier cette incohérence auprès de l'enquêté ou confirmer.</w:t>
+            </w:r>
+          </w:p>
+        </w:tc>
+      </w:tr>
+      <w:tr>
+        <w:tc>
+          <w:tcPr>
+            <w:tcW w:type="dxa" w:w="964"/>
+          </w:tcPr>
+          <w:p>
+            <w:r>
+              <w:rPr>
+                <w:b/>
+                <w:i w:val="0"/>
+                <w:color w:val="EA580C"/>
+                <w:sz w:val="16"/>
+              </w:rPr>
+              <w:t>Moyenne</w:t>
+            </w:r>
+          </w:p>
+        </w:tc>
+        <w:tc>
+          <w:tcPr>
+            <w:tcW w:type="dxa" w:w="1247"/>
+          </w:tcPr>
+          <w:p>
+            <w:r>
+              <w:rPr>
+                <w:b/>
+                <w:i w:val="0"/>
+                <w:sz w:val="16"/>
+              </w:rPr>
+              <w:t>S00</w:t>
+              <w:br/>
+            </w:r>
+            <w:r>
+              <w:rPr>
+                <w:b w:val="0"/>
+                <w:i w:val="0"/>
+                <w:color w:val="64748B"/>
+                <w:sz w:val="14"/>
+              </w:rPr>
+              <w:t>Identification</w:t>
+            </w:r>
+          </w:p>
+        </w:tc>
+        <w:tc>
+          <w:tcPr>
+            <w:tcW w:type="dxa" w:w="1531"/>
+          </w:tcPr>
+          <w:p>
+            <w:r>
+              <w:rPr>
+                <w:b/>
+                <w:i w:val="0"/>
+                <w:color w:val="16A34A"/>
+                <w:sz w:val="16"/>
+              </w:rPr>
+              <w:t>—</w:t>
+            </w:r>
+          </w:p>
+        </w:tc>
+        <w:tc>
+          <w:tcPr>
+            <w:tcW w:type="dxa" w:w="1191"/>
+          </w:tcPr>
+          <w:p>
+            <w:r>
+              <w:rPr>
+                <w:b w:val="0"/>
+                <w:i w:val="0"/>
+                <w:color w:val="64748B"/>
+                <w:sz w:val="16"/>
+              </w:rPr>
+              <w:t>GT-CQ</w:t>
+            </w:r>
+          </w:p>
+        </w:tc>
+        <w:tc>
+          <w:tcPr>
+            <w:tcW w:type="dxa" w:w="4706"/>
+          </w:tcPr>
+          <w:p>
+            <w:r>
+              <w:rPr>
+                <w:b w:val="0"/>
+                <w:i w:val="0"/>
+                <w:sz w:val="17"/>
+              </w:rPr>
+              <w:t>L'adresse ou la localisation du ménage doit être bien renseignée, ne doit pas contenir des numéros de téléphone et elle semble courte pour être une adresse.</w:t>
+            </w:r>
+          </w:p>
+        </w:tc>
+      </w:tr>
+      <w:tr>
+        <w:tc>
+          <w:tcPr>
+            <w:tcW w:type="dxa" w:w="964"/>
+          </w:tcPr>
+          <w:p>
+            <w:r>
+              <w:rPr>
+                <w:b/>
+                <w:i w:val="0"/>
+                <w:color w:val="EA580C"/>
+                <w:sz w:val="16"/>
+              </w:rPr>
+              <w:t>Moyenne</w:t>
+            </w:r>
+          </w:p>
+        </w:tc>
+        <w:tc>
+          <w:tcPr>
+            <w:tcW w:type="dxa" w:w="1247"/>
+          </w:tcPr>
+          <w:p>
+            <w:r>
+              <w:rPr>
+                <w:b/>
+                <w:i w:val="0"/>
+                <w:sz w:val="16"/>
+              </w:rPr>
+              <w:t>S00</w:t>
+              <w:br/>
+            </w:r>
+            <w:r>
+              <w:rPr>
+                <w:b w:val="0"/>
+                <w:i w:val="0"/>
+                <w:color w:val="64748B"/>
+                <w:sz w:val="14"/>
+              </w:rPr>
+              <w:t>Identification</w:t>
+            </w:r>
+          </w:p>
+        </w:tc>
+        <w:tc>
+          <w:tcPr>
+            <w:tcW w:type="dxa" w:w="1531"/>
+          </w:tcPr>
+          <w:p>
+            <w:r>
+              <w:rPr>
+                <w:b/>
+                <w:i w:val="0"/>
+                <w:color w:val="16A34A"/>
+                <w:sz w:val="16"/>
+              </w:rPr>
+              <w:t>—</w:t>
+            </w:r>
+          </w:p>
+        </w:tc>
+        <w:tc>
+          <w:tcPr>
+            <w:tcW w:type="dxa" w:w="1191"/>
+          </w:tcPr>
+          <w:p>
+            <w:r>
+              <w:rPr>
+                <w:b w:val="0"/>
+                <w:i w:val="0"/>
+                <w:color w:val="64748B"/>
+                <w:sz w:val="16"/>
+              </w:rPr>
+              <w:t>GT-CQ</w:t>
+            </w:r>
+          </w:p>
+        </w:tc>
+        <w:tc>
+          <w:tcPr>
+            <w:tcW w:type="dxa" w:w="4706"/>
+          </w:tcPr>
+          <w:p>
+            <w:r>
+              <w:rPr>
+                <w:b w:val="0"/>
+                <w:i w:val="0"/>
+                <w:sz w:val="17"/>
+              </w:rPr>
+              <w:t>Prière de renseigner la bonne adresse.</w:t>
+            </w:r>
+          </w:p>
+        </w:tc>
+      </w:tr>
+      <w:tr>
+        <w:tc>
+          <w:tcPr>
+            <w:tcW w:type="dxa" w:w="964"/>
+          </w:tcPr>
+          <w:p>
+            <w:r>
+              <w:rPr>
+                <w:b/>
+                <w:i w:val="0"/>
+                <w:color w:val="EA580C"/>
+                <w:sz w:val="16"/>
+              </w:rPr>
+              <w:t>Moyenne</w:t>
+            </w:r>
+          </w:p>
+        </w:tc>
+        <w:tc>
+          <w:tcPr>
+            <w:tcW w:type="dxa" w:w="1247"/>
+          </w:tcPr>
+          <w:p>
+            <w:r>
+              <w:rPr>
+                <w:b/>
+                <w:i w:val="0"/>
+                <w:sz w:val="16"/>
+              </w:rPr>
+              <w:t>S01</w:t>
+              <w:br/>
+            </w:r>
+            <w:r>
+              <w:rPr>
+                <w:b w:val="0"/>
+                <w:i w:val="0"/>
+                <w:color w:val="64748B"/>
+                <w:sz w:val="14"/>
+              </w:rPr>
+              <w:t>Démographie</w:t>
+            </w:r>
+          </w:p>
+        </w:tc>
+        <w:tc>
+          <w:tcPr>
+            <w:tcW w:type="dxa" w:w="1531"/>
+          </w:tcPr>
+          <w:p>
+            <w:r>
+              <w:rPr>
+                <w:b/>
+                <w:i w:val="0"/>
+                <w:color w:val="16A34A"/>
+                <w:sz w:val="16"/>
+              </w:rPr>
+              <w:t>s01q23, s01q00b, s01q23_autre</w:t>
+            </w:r>
+          </w:p>
+        </w:tc>
+        <w:tc>
+          <w:tcPr>
+            <w:tcW w:type="dxa" w:w="1191"/>
+          </w:tcPr>
+          <w:p>
+            <w:r>
+              <w:rPr>
+                <w:b w:val="0"/>
+                <w:i w:val="0"/>
+                <w:color w:val="64748B"/>
+                <w:sz w:val="16"/>
+              </w:rPr>
+              <w:t>GT-CQ</w:t>
+            </w:r>
+          </w:p>
+        </w:tc>
+        <w:tc>
+          <w:tcPr>
+            <w:tcW w:type="dxa" w:w="4706"/>
+          </w:tcPr>
+          <w:p>
+            <w:r>
+              <w:rPr>
+                <w:b w:val="0"/>
+                <w:i w:val="0"/>
+                <w:sz w:val="17"/>
+              </w:rPr>
+              <w:t>L'utilisations de l'internet  de OUSMANE DIEME est JEUX et semble exister dans les modalités, prière de prendre attache avec le QG pour plus d'explication afin de la classer bien.</w:t>
+            </w:r>
+          </w:p>
+        </w:tc>
+      </w:tr>
+      <w:tr>
+        <w:tc>
+          <w:tcPr>
+            <w:tcW w:type="dxa" w:w="964"/>
+          </w:tcPr>
+          <w:p>
+            <w:r>
+              <w:rPr>
+                <w:b/>
+                <w:i w:val="0"/>
+                <w:color w:val="EA580C"/>
+                <w:sz w:val="16"/>
+              </w:rPr>
+              <w:t>Moyenne</w:t>
+            </w:r>
+          </w:p>
+        </w:tc>
+        <w:tc>
+          <w:tcPr>
+            <w:tcW w:type="dxa" w:w="1247"/>
+          </w:tcPr>
+          <w:p>
+            <w:r>
+              <w:rPr>
+                <w:b/>
+                <w:i w:val="0"/>
+                <w:sz w:val="16"/>
+              </w:rPr>
+              <w:t>S01</w:t>
+              <w:br/>
+            </w:r>
+            <w:r>
+              <w:rPr>
+                <w:b w:val="0"/>
+                <w:i w:val="0"/>
+                <w:color w:val="64748B"/>
+                <w:sz w:val="14"/>
+              </w:rPr>
+              <w:t>Démographie</w:t>
+            </w:r>
+          </w:p>
+        </w:tc>
+        <w:tc>
+          <w:tcPr>
+            <w:tcW w:type="dxa" w:w="1531"/>
+          </w:tcPr>
+          <w:p>
+            <w:r>
+              <w:rPr>
+                <w:b/>
+                <w:i w:val="0"/>
+                <w:color w:val="16A34A"/>
+                <w:sz w:val="16"/>
+              </w:rPr>
+              <w:t>s01q10_1</w:t>
+            </w:r>
+          </w:p>
+        </w:tc>
+        <w:tc>
+          <w:tcPr>
+            <w:tcW w:type="dxa" w:w="1191"/>
+          </w:tcPr>
+          <w:p>
+            <w:r>
+              <w:rPr>
+                <w:b w:val="0"/>
+                <w:i w:val="0"/>
+                <w:color w:val="64748B"/>
+                <w:sz w:val="16"/>
+              </w:rPr>
+              <w:t>GT-CQ</w:t>
+            </w:r>
+          </w:p>
+        </w:tc>
+        <w:tc>
+          <w:tcPr>
+            <w:tcW w:type="dxa" w:w="4706"/>
+          </w:tcPr>
+          <w:p>
+            <w:r>
+              <w:rPr>
+                <w:b w:val="0"/>
+                <w:i w:val="0"/>
+                <w:sz w:val="17"/>
+              </w:rPr>
+              <w:t>La taille du ménage lors de l'enquête principale (9) de ce ménage est inférieur à la taille du denombrement (10), prière de fournir des explications concrètes ou aller revisiter le ménage.</w:t>
+            </w:r>
+          </w:p>
+        </w:tc>
+      </w:tr>
+      <w:tr>
+        <w:tc>
+          <w:tcPr>
+            <w:tcW w:type="dxa" w:w="964"/>
+          </w:tcPr>
+          <w:p>
+            <w:r>
+              <w:rPr>
+                <w:b/>
+                <w:i w:val="0"/>
+                <w:color w:val="EA580C"/>
+                <w:sz w:val="16"/>
+              </w:rPr>
+              <w:t>Moyenne</w:t>
+            </w:r>
+          </w:p>
+        </w:tc>
+        <w:tc>
+          <w:tcPr>
+            <w:tcW w:type="dxa" w:w="1247"/>
+          </w:tcPr>
+          <w:p>
+            <w:r>
+              <w:rPr>
+                <w:b/>
+                <w:i w:val="0"/>
+                <w:sz w:val="16"/>
+              </w:rPr>
               <w:t>S02</w:t>
               <w:br/>
             </w:r>
@@ -1444,7 +1984,7 @@
                 <w:color w:val="16A34A"/>
                 <w:sz w:val="16"/>
               </w:rPr>
-              <w:t>s01q03a, s01q03b, s01q03c, s01q06, s02q04, s04q35b, s01q00b, s04q35e_code</w:t>
+              <w:t>s01q63, s00q04, s02q25, s01q00b, s02q17_2, s02q15_2</w:t>
             </w:r>
           </w:p>
         </w:tc>
@@ -1475,997 +2015,7 @@
                 <w:i w:val="0"/>
                 <w:sz w:val="17"/>
               </w:rPr>
-              <w:t>Incoherent!!! LAMINE DIEDHIOU est un(e) Instituteurs, enseignement primaire et declare n'avoir pas fait d'école formelle, prière de vérifier cette incohérence auprès de l'enquté pour corriger.</w:t>
-            </w:r>
-          </w:p>
-        </w:tc>
-      </w:tr>
-      <w:tr>
-        <w:tc>
-          <w:tcPr>
-            <w:tcW w:type="dxa" w:w="964"/>
-          </w:tcPr>
-          <w:p>
-            <w:r>
-              <w:rPr>
-                <w:b/>
-                <w:i w:val="0"/>
-                <w:color w:val="DC2626"/>
-                <w:sz w:val="16"/>
-              </w:rPr>
-              <w:t>Haute</w:t>
-            </w:r>
-          </w:p>
-        </w:tc>
-        <w:tc>
-          <w:tcPr>
-            <w:tcW w:type="dxa" w:w="1247"/>
-          </w:tcPr>
-          <w:p>
-            <w:r>
-              <w:rPr>
-                <w:b/>
-                <w:i w:val="0"/>
-                <w:sz w:val="16"/>
-              </w:rPr>
-              <w:t>S03</w:t>
-              <w:br/>
-            </w:r>
-            <w:r>
-              <w:rPr>
-                <w:b w:val="0"/>
-                <w:i w:val="0"/>
-                <w:color w:val="64748B"/>
-                <w:sz w:val="14"/>
-              </w:rPr>
-              <w:t>Santé</w:t>
-            </w:r>
-          </w:p>
-        </w:tc>
-        <w:tc>
-          <w:tcPr>
-            <w:tcW w:type="dxa" w:w="1531"/>
-          </w:tcPr>
-          <w:p>
-            <w:r>
-              <w:rPr>
-                <w:b/>
-                <w:i w:val="0"/>
-                <w:color w:val="16A34A"/>
-                <w:sz w:val="16"/>
-              </w:rPr>
-              <w:t>—</w:t>
-            </w:r>
-          </w:p>
-        </w:tc>
-        <w:tc>
-          <w:tcPr>
-            <w:tcW w:type="dxa" w:w="1191"/>
-          </w:tcPr>
-          <w:p>
-            <w:r>
-              <w:rPr>
-                <w:b w:val="0"/>
-                <w:i w:val="0"/>
-                <w:color w:val="64748B"/>
-                <w:sz w:val="16"/>
-              </w:rPr>
-              <w:t>GT-CQ</w:t>
-            </w:r>
-          </w:p>
-        </w:tc>
-        <w:tc>
-          <w:tcPr>
-            <w:tcW w:type="dxa" w:w="4706"/>
-          </w:tcPr>
-          <w:p>
-            <w:r>
-              <w:rPr>
-                <w:b w:val="0"/>
-                <w:i w:val="0"/>
-                <w:sz w:val="17"/>
-              </w:rPr>
-              <w:t>Incohérent !!! KHADI SANE s'est consulté la première fois pour cette maladie (Problème de tension) chez un médecin spécialiste et vous dites que  KHADI SANE n'est pas concerné par le montant des frais de consultation d'un médecin spécialiste (3.15=9999).</w:t>
-            </w:r>
-          </w:p>
-        </w:tc>
-      </w:tr>
-      <w:tr>
-        <w:tc>
-          <w:tcPr>
-            <w:tcW w:type="dxa" w:w="964"/>
-          </w:tcPr>
-          <w:p>
-            <w:r>
-              <w:rPr>
-                <w:b/>
-                <w:i w:val="0"/>
-                <w:color w:val="DC2626"/>
-                <w:sz w:val="16"/>
-              </w:rPr>
-              <w:t>Haute</w:t>
-            </w:r>
-          </w:p>
-        </w:tc>
-        <w:tc>
-          <w:tcPr>
-            <w:tcW w:type="dxa" w:w="1247"/>
-          </w:tcPr>
-          <w:p>
-            <w:r>
-              <w:rPr>
-                <w:b/>
-                <w:i w:val="0"/>
-                <w:sz w:val="16"/>
-              </w:rPr>
-              <w:t>S03</w:t>
-              <w:br/>
-            </w:r>
-            <w:r>
-              <w:rPr>
-                <w:b w:val="0"/>
-                <w:i w:val="0"/>
-                <w:color w:val="64748B"/>
-                <w:sz w:val="14"/>
-              </w:rPr>
-              <w:t>Santé</w:t>
-            </w:r>
-          </w:p>
-        </w:tc>
-        <w:tc>
-          <w:tcPr>
-            <w:tcW w:type="dxa" w:w="1531"/>
-          </w:tcPr>
-          <w:p>
-            <w:r>
-              <w:rPr>
-                <w:b/>
-                <w:i w:val="0"/>
-                <w:color w:val="16A34A"/>
-                <w:sz w:val="16"/>
-              </w:rPr>
-              <w:t>—</w:t>
-            </w:r>
-          </w:p>
-        </w:tc>
-        <w:tc>
-          <w:tcPr>
-            <w:tcW w:type="dxa" w:w="1191"/>
-          </w:tcPr>
-          <w:p>
-            <w:r>
-              <w:rPr>
-                <w:b w:val="0"/>
-                <w:i w:val="0"/>
-                <w:color w:val="64748B"/>
-                <w:sz w:val="16"/>
-              </w:rPr>
-              <w:t>GT-CQ</w:t>
-            </w:r>
-          </w:p>
-        </w:tc>
-        <w:tc>
-          <w:tcPr>
-            <w:tcW w:type="dxa" w:w="4706"/>
-          </w:tcPr>
-          <w:p>
-            <w:r>
-              <w:rPr>
-                <w:b w:val="0"/>
-                <w:i w:val="0"/>
-                <w:sz w:val="17"/>
-              </w:rPr>
-              <w:t>Prière de verifier cette incohérence auprès de l'enquêté ou confirmer.</w:t>
-            </w:r>
-          </w:p>
-        </w:tc>
-      </w:tr>
-      <w:tr>
-        <w:tc>
-          <w:tcPr>
-            <w:tcW w:type="dxa" w:w="964"/>
-          </w:tcPr>
-          <w:p>
-            <w:r>
-              <w:rPr>
-                <w:b/>
-                <w:i w:val="0"/>
-                <w:color w:val="EA580C"/>
-                <w:sz w:val="16"/>
-              </w:rPr>
-              <w:t>Moyenne</w:t>
-            </w:r>
-          </w:p>
-        </w:tc>
-        <w:tc>
-          <w:tcPr>
-            <w:tcW w:type="dxa" w:w="1247"/>
-          </w:tcPr>
-          <w:p>
-            <w:r>
-              <w:rPr>
-                <w:b/>
-                <w:i w:val="0"/>
-                <w:sz w:val="16"/>
-              </w:rPr>
-              <w:t>S00</w:t>
-              <w:br/>
-            </w:r>
-            <w:r>
-              <w:rPr>
-                <w:b w:val="0"/>
-                <w:i w:val="0"/>
-                <w:color w:val="64748B"/>
-                <w:sz w:val="14"/>
-              </w:rPr>
-              <w:t>Identification</w:t>
-            </w:r>
-          </w:p>
-        </w:tc>
-        <w:tc>
-          <w:tcPr>
-            <w:tcW w:type="dxa" w:w="1531"/>
-          </w:tcPr>
-          <w:p>
-            <w:r>
-              <w:rPr>
-                <w:b/>
-                <w:i w:val="0"/>
-                <w:color w:val="16A34A"/>
-                <w:sz w:val="16"/>
-              </w:rPr>
-              <w:t>—</w:t>
-            </w:r>
-          </w:p>
-        </w:tc>
-        <w:tc>
-          <w:tcPr>
-            <w:tcW w:type="dxa" w:w="1191"/>
-          </w:tcPr>
-          <w:p>
-            <w:r>
-              <w:rPr>
-                <w:b w:val="0"/>
-                <w:i w:val="0"/>
-                <w:color w:val="64748B"/>
-                <w:sz w:val="16"/>
-              </w:rPr>
-              <w:t>GT-CQ</w:t>
-            </w:r>
-          </w:p>
-        </w:tc>
-        <w:tc>
-          <w:tcPr>
-            <w:tcW w:type="dxa" w:w="4706"/>
-          </w:tcPr>
-          <w:p>
-            <w:r>
-              <w:rPr>
-                <w:b w:val="0"/>
-                <w:i w:val="0"/>
-                <w:sz w:val="17"/>
-              </w:rPr>
-              <w:t>L'adresse ou la localisation du ménage doit être bien renseignée, ne doit pas contenir des numéros de téléphone et elle semble courte pour être une adresse.</w:t>
-            </w:r>
-          </w:p>
-        </w:tc>
-      </w:tr>
-      <w:tr>
-        <w:tc>
-          <w:tcPr>
-            <w:tcW w:type="dxa" w:w="964"/>
-          </w:tcPr>
-          <w:p>
-            <w:r>
-              <w:rPr>
-                <w:b/>
-                <w:i w:val="0"/>
-                <w:color w:val="EA580C"/>
-                <w:sz w:val="16"/>
-              </w:rPr>
-              <w:t>Moyenne</w:t>
-            </w:r>
-          </w:p>
-        </w:tc>
-        <w:tc>
-          <w:tcPr>
-            <w:tcW w:type="dxa" w:w="1247"/>
-          </w:tcPr>
-          <w:p>
-            <w:r>
-              <w:rPr>
-                <w:b/>
-                <w:i w:val="0"/>
-                <w:sz w:val="16"/>
-              </w:rPr>
-              <w:t>S00</w:t>
-              <w:br/>
-            </w:r>
-            <w:r>
-              <w:rPr>
-                <w:b w:val="0"/>
-                <w:i w:val="0"/>
-                <w:color w:val="64748B"/>
-                <w:sz w:val="14"/>
-              </w:rPr>
-              <w:t>Identification</w:t>
-            </w:r>
-          </w:p>
-        </w:tc>
-        <w:tc>
-          <w:tcPr>
-            <w:tcW w:type="dxa" w:w="1531"/>
-          </w:tcPr>
-          <w:p>
-            <w:r>
-              <w:rPr>
-                <w:b/>
-                <w:i w:val="0"/>
-                <w:color w:val="16A34A"/>
-                <w:sz w:val="16"/>
-              </w:rPr>
-              <w:t>—</w:t>
-            </w:r>
-          </w:p>
-        </w:tc>
-        <w:tc>
-          <w:tcPr>
-            <w:tcW w:type="dxa" w:w="1191"/>
-          </w:tcPr>
-          <w:p>
-            <w:r>
-              <w:rPr>
-                <w:b w:val="0"/>
-                <w:i w:val="0"/>
-                <w:color w:val="64748B"/>
-                <w:sz w:val="16"/>
-              </w:rPr>
-              <w:t>GT-CQ</w:t>
-            </w:r>
-          </w:p>
-        </w:tc>
-        <w:tc>
-          <w:tcPr>
-            <w:tcW w:type="dxa" w:w="4706"/>
-          </w:tcPr>
-          <w:p>
-            <w:r>
-              <w:rPr>
-                <w:b w:val="0"/>
-                <w:i w:val="0"/>
-                <w:sz w:val="17"/>
-              </w:rPr>
-              <w:t>Prière de renseigner la bonne adresse.</w:t>
-            </w:r>
-          </w:p>
-        </w:tc>
-      </w:tr>
-      <w:tr>
-        <w:tc>
-          <w:tcPr>
-            <w:tcW w:type="dxa" w:w="964"/>
-          </w:tcPr>
-          <w:p>
-            <w:r>
-              <w:rPr>
-                <w:b/>
-                <w:i w:val="0"/>
-                <w:color w:val="EA580C"/>
-                <w:sz w:val="16"/>
-              </w:rPr>
-              <w:t>Moyenne</w:t>
-            </w:r>
-          </w:p>
-        </w:tc>
-        <w:tc>
-          <w:tcPr>
-            <w:tcW w:type="dxa" w:w="1247"/>
-          </w:tcPr>
-          <w:p>
-            <w:r>
-              <w:rPr>
-                <w:b/>
-                <w:i w:val="0"/>
-                <w:sz w:val="16"/>
-              </w:rPr>
-              <w:t>S01</w:t>
-              <w:br/>
-            </w:r>
-            <w:r>
-              <w:rPr>
-                <w:b w:val="0"/>
-                <w:i w:val="0"/>
-                <w:color w:val="64748B"/>
-                <w:sz w:val="14"/>
-              </w:rPr>
-              <w:t>Démographie</w:t>
-            </w:r>
-          </w:p>
-        </w:tc>
-        <w:tc>
-          <w:tcPr>
-            <w:tcW w:type="dxa" w:w="1531"/>
-          </w:tcPr>
-          <w:p>
-            <w:r>
-              <w:rPr>
-                <w:b/>
-                <w:i w:val="0"/>
-                <w:color w:val="16A34A"/>
-                <w:sz w:val="16"/>
-              </w:rPr>
-              <w:t>s01q23, s01q00b, s01q23_autre</w:t>
-            </w:r>
-          </w:p>
-        </w:tc>
-        <w:tc>
-          <w:tcPr>
-            <w:tcW w:type="dxa" w:w="1191"/>
-          </w:tcPr>
-          <w:p>
-            <w:r>
-              <w:rPr>
-                <w:b w:val="0"/>
-                <w:i w:val="0"/>
-                <w:color w:val="64748B"/>
-                <w:sz w:val="16"/>
-              </w:rPr>
-              <w:t>GT-CQ</w:t>
-            </w:r>
-          </w:p>
-        </w:tc>
-        <w:tc>
-          <w:tcPr>
-            <w:tcW w:type="dxa" w:w="4706"/>
-          </w:tcPr>
-          <w:p>
-            <w:r>
-              <w:rPr>
-                <w:b w:val="0"/>
-                <w:i w:val="0"/>
-                <w:sz w:val="17"/>
-              </w:rPr>
-              <w:t>L'utilisations de l'internet  de OUSMANE DIEME est JEUX et semble exister dans les modalités, prière de prendre attache avec le QG pour plus d'explication afin de la classer bien.</w:t>
-            </w:r>
-          </w:p>
-        </w:tc>
-      </w:tr>
-      <w:tr>
-        <w:tc>
-          <w:tcPr>
-            <w:tcW w:type="dxa" w:w="964"/>
-          </w:tcPr>
-          <w:p>
-            <w:r>
-              <w:rPr>
-                <w:b/>
-                <w:i w:val="0"/>
-                <w:color w:val="EA580C"/>
-                <w:sz w:val="16"/>
-              </w:rPr>
-              <w:t>Moyenne</w:t>
-            </w:r>
-          </w:p>
-        </w:tc>
-        <w:tc>
-          <w:tcPr>
-            <w:tcW w:type="dxa" w:w="1247"/>
-          </w:tcPr>
-          <w:p>
-            <w:r>
-              <w:rPr>
-                <w:b/>
-                <w:i w:val="0"/>
-                <w:sz w:val="16"/>
-              </w:rPr>
-              <w:t>S01</w:t>
-              <w:br/>
-            </w:r>
-            <w:r>
-              <w:rPr>
-                <w:b w:val="0"/>
-                <w:i w:val="0"/>
-                <w:color w:val="64748B"/>
-                <w:sz w:val="14"/>
-              </w:rPr>
-              <w:t>Démographie</w:t>
-            </w:r>
-          </w:p>
-        </w:tc>
-        <w:tc>
-          <w:tcPr>
-            <w:tcW w:type="dxa" w:w="1531"/>
-          </w:tcPr>
-          <w:p>
-            <w:r>
-              <w:rPr>
-                <w:b/>
-                <w:i w:val="0"/>
-                <w:color w:val="16A34A"/>
-                <w:sz w:val="16"/>
-              </w:rPr>
-              <w:t>s01q10_1</w:t>
-            </w:r>
-          </w:p>
-        </w:tc>
-        <w:tc>
-          <w:tcPr>
-            <w:tcW w:type="dxa" w:w="1191"/>
-          </w:tcPr>
-          <w:p>
-            <w:r>
-              <w:rPr>
-                <w:b w:val="0"/>
-                <w:i w:val="0"/>
-                <w:color w:val="64748B"/>
-                <w:sz w:val="16"/>
-              </w:rPr>
-              <w:t>GT-CQ</w:t>
-            </w:r>
-          </w:p>
-        </w:tc>
-        <w:tc>
-          <w:tcPr>
-            <w:tcW w:type="dxa" w:w="4706"/>
-          </w:tcPr>
-          <w:p>
-            <w:r>
-              <w:rPr>
-                <w:b w:val="0"/>
-                <w:i w:val="0"/>
-                <w:sz w:val="17"/>
-              </w:rPr>
-              <w:t>La taille du ménage lors de l'enquête principale (9) de ce ménage est inférieur à la taille du denombrement (10), prière de fournir des explications concrètes ou aller revisiter le ménage.</w:t>
-            </w:r>
-          </w:p>
-        </w:tc>
-      </w:tr>
-      <w:tr>
-        <w:tc>
-          <w:tcPr>
-            <w:tcW w:type="dxa" w:w="964"/>
-          </w:tcPr>
-          <w:p>
-            <w:r>
-              <w:rPr>
-                <w:b/>
-                <w:i w:val="0"/>
-                <w:color w:val="EA580C"/>
-                <w:sz w:val="16"/>
-              </w:rPr>
-              <w:t>Moyenne</w:t>
-            </w:r>
-          </w:p>
-        </w:tc>
-        <w:tc>
-          <w:tcPr>
-            <w:tcW w:type="dxa" w:w="1247"/>
-          </w:tcPr>
-          <w:p>
-            <w:r>
-              <w:rPr>
-                <w:b/>
-                <w:i w:val="0"/>
-                <w:sz w:val="16"/>
-              </w:rPr>
-              <w:t>S02</w:t>
-              <w:br/>
-            </w:r>
-            <w:r>
-              <w:rPr>
-                <w:b w:val="0"/>
-                <w:i w:val="0"/>
-                <w:color w:val="64748B"/>
-                <w:sz w:val="14"/>
-              </w:rPr>
-              <w:t>Éducation</w:t>
-            </w:r>
-          </w:p>
-        </w:tc>
-        <w:tc>
-          <w:tcPr>
-            <w:tcW w:type="dxa" w:w="1531"/>
-          </w:tcPr>
-          <w:p>
-            <w:r>
-              <w:rPr>
-                <w:b/>
-                <w:i w:val="0"/>
-                <w:color w:val="16A34A"/>
-                <w:sz w:val="16"/>
-              </w:rPr>
-              <w:t>—</w:t>
-            </w:r>
-          </w:p>
-        </w:tc>
-        <w:tc>
-          <w:tcPr>
-            <w:tcW w:type="dxa" w:w="1191"/>
-          </w:tcPr>
-          <w:p>
-            <w:r>
-              <w:rPr>
-                <w:b w:val="0"/>
-                <w:i w:val="0"/>
-                <w:color w:val="64748B"/>
-                <w:sz w:val="16"/>
-              </w:rPr>
-              <w:t>GT-CQ</w:t>
-            </w:r>
-          </w:p>
-        </w:tc>
-        <w:tc>
-          <w:tcPr>
-            <w:tcW w:type="dxa" w:w="4706"/>
-          </w:tcPr>
-          <w:p>
-            <w:r>
-              <w:rPr>
-                <w:b w:val="0"/>
-                <w:i w:val="0"/>
-                <w:sz w:val="17"/>
-              </w:rPr>
-              <w:t>veuillez, s'il vous plait, confirmer les frais de scolarité ( 1000 FCFA) payée de AISSA SANE avec le QG ou apporter les corrections nécessaires.</w:t>
-            </w:r>
-          </w:p>
-        </w:tc>
-      </w:tr>
-      <w:tr>
-        <w:tc>
-          <w:tcPr>
-            <w:tcW w:type="dxa" w:w="964"/>
-          </w:tcPr>
-          <w:p>
-            <w:r>
-              <w:rPr>
-                <w:b/>
-                <w:i w:val="0"/>
-                <w:color w:val="EA580C"/>
-                <w:sz w:val="16"/>
-              </w:rPr>
-              <w:t>Moyenne</w:t>
-            </w:r>
-          </w:p>
-        </w:tc>
-        <w:tc>
-          <w:tcPr>
-            <w:tcW w:type="dxa" w:w="1247"/>
-          </w:tcPr>
-          <w:p>
-            <w:r>
-              <w:rPr>
-                <w:b/>
-                <w:i w:val="0"/>
-                <w:sz w:val="16"/>
-              </w:rPr>
-              <w:t>S02</w:t>
-              <w:br/>
-            </w:r>
-            <w:r>
-              <w:rPr>
-                <w:b w:val="0"/>
-                <w:i w:val="0"/>
-                <w:color w:val="64748B"/>
-                <w:sz w:val="14"/>
-              </w:rPr>
-              <w:t>Éducation</w:t>
-            </w:r>
-          </w:p>
-        </w:tc>
-        <w:tc>
-          <w:tcPr>
-            <w:tcW w:type="dxa" w:w="1531"/>
-          </w:tcPr>
-          <w:p>
-            <w:r>
-              <w:rPr>
-                <w:b/>
-                <w:i w:val="0"/>
-                <w:color w:val="16A34A"/>
-                <w:sz w:val="16"/>
-              </w:rPr>
-              <w:t>s01q63, s00q04, s02q25, s01q00b, s02q17_2, s02q15_2</w:t>
-            </w:r>
-          </w:p>
-        </w:tc>
-        <w:tc>
-          <w:tcPr>
-            <w:tcW w:type="dxa" w:w="1191"/>
-          </w:tcPr>
-          <w:p>
-            <w:r>
-              <w:rPr>
-                <w:b w:val="0"/>
-                <w:i w:val="0"/>
-                <w:color w:val="64748B"/>
-                <w:sz w:val="16"/>
-              </w:rPr>
-              <w:t>GT-CQ</w:t>
-            </w:r>
-          </w:p>
-        </w:tc>
-        <w:tc>
-          <w:tcPr>
-            <w:tcW w:type="dxa" w:w="4706"/>
-          </w:tcPr>
-          <w:p>
-            <w:r>
-              <w:rPr>
-                <w:b w:val="0"/>
-                <w:i w:val="0"/>
-                <w:sz w:val="17"/>
-              </w:rPr>
               <w:t>Dans les milieux urbains c'est peu probable de voir une école dont les élèves ou étudiants ne dépensent pas en frais d'uniformes, prière de verifier pour AISSA SANE qui fréquente 2ème année de Primaire et corriger ou confirmer avec le QG.</w:t>
-            </w:r>
-          </w:p>
-        </w:tc>
-      </w:tr>
-      <w:tr>
-        <w:tc>
-          <w:tcPr>
-            <w:tcW w:type="dxa" w:w="964"/>
-          </w:tcPr>
-          <w:p>
-            <w:r>
-              <w:rPr>
-                <w:b/>
-                <w:i w:val="0"/>
-                <w:color w:val="EA580C"/>
-                <w:sz w:val="16"/>
-              </w:rPr>
-              <w:t>Moyenne</w:t>
-            </w:r>
-          </w:p>
-        </w:tc>
-        <w:tc>
-          <w:tcPr>
-            <w:tcW w:type="dxa" w:w="1247"/>
-          </w:tcPr>
-          <w:p>
-            <w:r>
-              <w:rPr>
-                <w:b/>
-                <w:i w:val="0"/>
-                <w:sz w:val="16"/>
-              </w:rPr>
-              <w:t>S02</w:t>
-              <w:br/>
-            </w:r>
-            <w:r>
-              <w:rPr>
-                <w:b w:val="0"/>
-                <w:i w:val="0"/>
-                <w:color w:val="64748B"/>
-                <w:sz w:val="14"/>
-              </w:rPr>
-              <w:t>Éducation</w:t>
-            </w:r>
-          </w:p>
-        </w:tc>
-        <w:tc>
-          <w:tcPr>
-            <w:tcW w:type="dxa" w:w="1531"/>
-          </w:tcPr>
-          <w:p>
-            <w:r>
-              <w:rPr>
-                <w:b/>
-                <w:i w:val="0"/>
-                <w:color w:val="16A34A"/>
-                <w:sz w:val="16"/>
-              </w:rPr>
-              <w:t>—</w:t>
-            </w:r>
-          </w:p>
-        </w:tc>
-        <w:tc>
-          <w:tcPr>
-            <w:tcW w:type="dxa" w:w="1191"/>
-          </w:tcPr>
-          <w:p>
-            <w:r>
-              <w:rPr>
-                <w:b w:val="0"/>
-                <w:i w:val="0"/>
-                <w:color w:val="64748B"/>
-                <w:sz w:val="16"/>
-              </w:rPr>
-              <w:t>GT-CQ</w:t>
-            </w:r>
-          </w:p>
-        </w:tc>
-        <w:tc>
-          <w:tcPr>
-            <w:tcW w:type="dxa" w:w="4706"/>
-          </w:tcPr>
-          <w:p>
-            <w:r>
-              <w:rPr>
-                <w:b w:val="0"/>
-                <w:i w:val="0"/>
-                <w:sz w:val="17"/>
-              </w:rPr>
-              <w:t>veuillez, s'il vous plait, confirmer les frais de scolarité ( 5000 FCFA) payée de ABABACAR DIEDHIOU avec le QG ou apporter les corrections nécessaires.</w:t>
-            </w:r>
-          </w:p>
-        </w:tc>
-      </w:tr>
-      <w:tr>
-        <w:tc>
-          <w:tcPr>
-            <w:tcW w:type="dxa" w:w="964"/>
-          </w:tcPr>
-          <w:p>
-            <w:r>
-              <w:rPr>
-                <w:b/>
-                <w:i w:val="0"/>
-                <w:color w:val="EA580C"/>
-                <w:sz w:val="16"/>
-              </w:rPr>
-              <w:t>Moyenne</w:t>
-            </w:r>
-          </w:p>
-        </w:tc>
-        <w:tc>
-          <w:tcPr>
-            <w:tcW w:type="dxa" w:w="1247"/>
-          </w:tcPr>
-          <w:p>
-            <w:r>
-              <w:rPr>
-                <w:b/>
-                <w:i w:val="0"/>
-                <w:sz w:val="16"/>
-              </w:rPr>
-              <w:t>S02</w:t>
-              <w:br/>
-            </w:r>
-            <w:r>
-              <w:rPr>
-                <w:b w:val="0"/>
-                <w:i w:val="0"/>
-                <w:color w:val="64748B"/>
-                <w:sz w:val="14"/>
-              </w:rPr>
-              <w:t>Éducation</w:t>
-            </w:r>
-          </w:p>
-        </w:tc>
-        <w:tc>
-          <w:tcPr>
-            <w:tcW w:type="dxa" w:w="1531"/>
-          </w:tcPr>
-          <w:p>
-            <w:r>
-              <w:rPr>
-                <w:b/>
-                <w:i w:val="0"/>
-                <w:color w:val="16A34A"/>
-                <w:sz w:val="16"/>
-              </w:rPr>
-              <w:t>—</w:t>
-            </w:r>
-          </w:p>
-        </w:tc>
-        <w:tc>
-          <w:tcPr>
-            <w:tcW w:type="dxa" w:w="1191"/>
-          </w:tcPr>
-          <w:p>
-            <w:r>
-              <w:rPr>
-                <w:b w:val="0"/>
-                <w:i w:val="0"/>
-                <w:color w:val="64748B"/>
-                <w:sz w:val="16"/>
-              </w:rPr>
-              <w:t>GT-CQ</w:t>
-            </w:r>
-          </w:p>
-        </w:tc>
-        <w:tc>
-          <w:tcPr>
-            <w:tcW w:type="dxa" w:w="4706"/>
-          </w:tcPr>
-          <w:p>
-            <w:r>
-              <w:rPr>
-                <w:b w:val="0"/>
-                <w:i w:val="0"/>
-                <w:sz w:val="17"/>
-              </w:rPr>
-              <w:t>veuillez, s'il vous plait, confirmer les frais de scolarité ( 5000 FCFA) payée de MOUHAMED GORA DIEDHIOU avec le QG ou apporter les corrections nécessaires.</w:t>
-            </w:r>
-          </w:p>
-        </w:tc>
-      </w:tr>
-      <w:tr>
-        <w:tc>
-          <w:tcPr>
-            <w:tcW w:type="dxa" w:w="964"/>
-          </w:tcPr>
-          <w:p>
-            <w:r>
-              <w:rPr>
-                <w:b/>
-                <w:i w:val="0"/>
-                <w:color w:val="EA580C"/>
-                <w:sz w:val="16"/>
-              </w:rPr>
-              <w:t>Moyenne</w:t>
-            </w:r>
-          </w:p>
-        </w:tc>
-        <w:tc>
-          <w:tcPr>
-            <w:tcW w:type="dxa" w:w="1247"/>
-          </w:tcPr>
-          <w:p>
-            <w:r>
-              <w:rPr>
-                <w:b/>
-                <w:i w:val="0"/>
-                <w:sz w:val="16"/>
-              </w:rPr>
-              <w:t>S02</w:t>
-              <w:br/>
-            </w:r>
-            <w:r>
-              <w:rPr>
-                <w:b w:val="0"/>
-                <w:i w:val="0"/>
-                <w:color w:val="64748B"/>
-                <w:sz w:val="14"/>
-              </w:rPr>
-              <w:t>Éducation</w:t>
-            </w:r>
-          </w:p>
-        </w:tc>
-        <w:tc>
-          <w:tcPr>
-            <w:tcW w:type="dxa" w:w="1531"/>
-          </w:tcPr>
-          <w:p>
-            <w:r>
-              <w:rPr>
-                <w:b/>
-                <w:i w:val="0"/>
-                <w:color w:val="16A34A"/>
-                <w:sz w:val="16"/>
-              </w:rPr>
-              <w:t>—</w:t>
-            </w:r>
-          </w:p>
-        </w:tc>
-        <w:tc>
-          <w:tcPr>
-            <w:tcW w:type="dxa" w:w="1191"/>
-          </w:tcPr>
-          <w:p>
-            <w:r>
-              <w:rPr>
-                <w:b w:val="0"/>
-                <w:i w:val="0"/>
-                <w:color w:val="64748B"/>
-                <w:sz w:val="16"/>
-              </w:rPr>
-              <w:t>GT-CQ</w:t>
-            </w:r>
-          </w:p>
-        </w:tc>
-        <w:tc>
-          <w:tcPr>
-            <w:tcW w:type="dxa" w:w="4706"/>
-          </w:tcPr>
-          <w:p>
-            <w:r>
-              <w:rPr>
-                <w:b w:val="0"/>
-                <w:i w:val="0"/>
-                <w:sz w:val="17"/>
-              </w:rPr>
-              <w:t>veuillez, s'il vous plait, confirmer les frais de scolarité ( 5000 FCFA) payée de OUSMANE DIEME avec le QG ou apporter les corrections nécessaires.</w:t>
             </w:r>
           </w:p>
         </w:tc>
